--- a/docs/Gem-Crystal-Platform-TRD.docx
+++ b/docs/Gem-Crystal-Platform-TRD.docx
@@ -202,16 +202,8 @@
             <w:vAlign w:val="center"/>
           </w:tcPr>
           <w:p>
-            <w:pPr>
-              <w:spacing w:after="0"/>
-            </w:pPr>
             <w:r>
-              <w:rPr>
-                <w:rFonts w:ascii="Calibri" w:hAnsi="Calibri"/>
-                <w:color w:val="202124"/>
-                <w:sz w:val="20"/>
-              </w:rPr>
-              <w:t>1.0 — pre-launch baseline</w:t>
+              <w:t>1.1 - storefront experience update</w:t>
             </w:r>
           </w:p>
         </w:tc>
@@ -256,16 +248,8 @@
             <w:vAlign w:val="center"/>
           </w:tcPr>
           <w:p>
-            <w:pPr>
-              <w:spacing w:after="0"/>
-            </w:pPr>
             <w:r>
-              <w:rPr>
-                <w:rFonts w:ascii="Calibri" w:hAnsi="Calibri"/>
-                <w:color w:val="202124"/>
-                <w:sz w:val="20"/>
-              </w:rPr>
-              <w:t>4 September 2026</w:t>
+              <w:t>8 October 2026</w:t>
             </w:r>
           </w:p>
         </w:tc>
@@ -3515,6 +3499,99 @@
         <w:t>Review payment and pending-order dashboard daily during launch week.</w:t>
       </w:r>
     </w:p>
+    <w:p>
+      <w:r>
+        <w:br w:type="page"/>
+      </w:r>
+    </w:p>
+    <w:p>
+      <w:pPr>
+        <w:pStyle w:val="Heading1"/>
+      </w:pPr>
+      <w:r>
+        <w:t>Storefront technical update October 2026</w:t>
+      </w:r>
+    </w:p>
+    <w:p>
+      <w:pPr>
+        <w:pStyle w:val="ListBullet"/>
+      </w:pPr>
+      <w:r>
+        <w:t>Implement the four-slide campaign in the existing React storefront, below the navigation rather than replacing header shopping controls. Slides represent women, men, sneakers and new arrivals and preserve the brand headline and bold slogan.</w:t>
+      </w:r>
+    </w:p>
+    <w:p>
+      <w:pPr>
+        <w:pStyle w:val="ListBullet"/>
+      </w:pPr>
+      <w:r>
+        <w:t>Keep image dimensions stable. Prefer catalogue-derived product photography where available; promotional fallback photography must not create catalogue records or assert prices/stock.</w:t>
+      </w:r>
+    </w:p>
+    <w:p>
+      <w:pPr>
+        <w:pStyle w:val="ListBullet"/>
+      </w:pPr>
+      <w:r>
+        <w:t>Use labelled native buttons for previous/next, slide selection and pause/play. Clear timers on unmount and pause rotation during hover, focus and hidden-document states. Respect prefers-reduced-motion.</w:t>
+      </w:r>
+    </w:p>
+    <w:p>
+      <w:pPr>
+        <w:pStyle w:val="ListBullet"/>
+      </w:pPr>
+      <w:r>
+        <w:t>Slide actions must reset incompatible catalogue filters and navigate to the appropriate assortment. New-arrival discovery must use actual catalogue metadata, not invented launch dates.</w:t>
+      </w:r>
+    </w:p>
+    <w:p>
+      <w:pPr>
+        <w:pStyle w:val="ListBullet"/>
+      </w:pPr>
+      <w:r>
+        <w:t>The catalogue service has no development or environment-enabled demo fallback. Official category and branch configuration lives in src/utils/storeConfig.ts. Remove the unused fake authentication provider; customer screens cannot grant owner privileges.</w:t>
+      </w:r>
+    </w:p>
+    <w:p>
+      <w:pPr>
+        <w:pStyle w:val="ListBullet"/>
+      </w:pPr>
+      <w:r>
+        <w:t>Fixed circular support controls use accessible names, device safe-area insets and bottom page clearance. Modal-aware visibility prevents them covering cart, checkout or chat actions.</w:t>
+      </w:r>
+    </w:p>
+    <w:p>
+      <w:pPr>
+        <w:pStyle w:val="ListBullet"/>
+      </w:pPr>
+      <w:r>
+        <w:t>Constrain the mobile assistant with viewport-relative maximum height and inset width, including short viewports. Its header and composer remain reachable while messages scroll internally. Preserve keyboard focus, Escape dismissal and the existing chat API integration.</w:t>
+      </w:r>
+    </w:p>
+    <w:p>
+      <w:pPr>
+        <w:pStyle w:val="ListBullet"/>
+      </w:pPr>
+      <w:r>
+        <w:t>Footer year is the literal 2023. Do not derive it from the runtime clock.</w:t>
+      </w:r>
+    </w:p>
+    <w:p>
+      <w:pPr>
+        <w:pStyle w:val="ListBullet"/>
+      </w:pPr>
+      <w:r>
+        <w:t>Verify desktop, 320px and 390px phone widths, short viewports, all slide navigation/filter actions, rotation controls, assistant open/close/send layout, empty/unavailable catalogue and reduced-motion behaviour.</w:t>
+      </w:r>
+    </w:p>
+    <w:p>
+      <w:pPr>
+        <w:pStyle w:val="ListBullet"/>
+      </w:pPr>
+      <w:r>
+        <w:t>Update Markdown requirements, sharing copies and project documentation alongside code changes. Build/lint/unit and browser checks do not replace live merchant payment verification.</w:t>
+      </w:r>
+    </w:p>
     <w:sectPr>
       <w:headerReference w:type="default" r:id="rId9"/>
       <w:footerReference w:type="default" r:id="rId10"/>

--- a/docs/Gem-Crystal-Platform-TRD.docx
+++ b/docs/Gem-Crystal-Platform-TRD.docx
@@ -203,7 +203,7 @@
           </w:tcPr>
           <w:p>
             <w:r>
-              <w:t>1.1 - storefront experience update</w:t>
+              <w:t>1.2 - automatic slideshow and image fitting</w:t>
             </w:r>
           </w:p>
         </w:tc>
@@ -3525,7 +3525,7 @@
         <w:pStyle w:val="ListBullet"/>
       </w:pPr>
       <w:r>
-        <w:t>Keep image dimensions stable. Prefer catalogue-derived product photography where available; promotional fallback photography must not create catalogue records or assert prices/stock.</w:t>
+        <w:t>Keep image dimensions stable and use object-fit: cover with per-slide focal positions to fill frames without distortion or blank bands. Prefer catalogue-derived product photography where available; promotional fallback photography must not create catalogue records or assert prices/stock.</w:t>
       </w:r>
     </w:p>
     <w:p>
@@ -3533,7 +3533,15 @@
         <w:pStyle w:val="ListBullet"/>
       </w:pPr>
       <w:r>
-        <w:t>Use labelled native buttons for previous/next, slide selection and pause/play. Clear timers on unmount and pause rotation during hover, focus and hidden-document states. Respect prefers-reduced-motion.</w:t>
+        <w:t>Apply contrast-safe foreground/overlay styling when live catalogue photos replace campaign images. Verify light, dark and busy backgrounds on desktop and phones while keeping merchandise visible.</w:t>
+      </w:r>
+    </w:p>
+    <w:p>
+      <w:pPr>
+        <w:pStyle w:val="ListBullet"/>
+      </w:pPr>
+      <w:r>
+        <w:t>Use labelled native buttons for previous/next, slide selection and explicit pause/play. Start rotation automatically; pointer hover and mouse-selected controls must not stop it indefinitely. Clear timers on unmount and pause for hidden documents. Preserve keyboard-navigation and prefers-reduced-motion safeguards. Motion transitions must not expose offscreen slide controls to keyboard or screen-reader users.</w:t>
       </w:r>
     </w:p>
     <w:p>

--- a/docs/Gem-Crystal-Platform-TRD.docx
+++ b/docs/Gem-Crystal-Platform-TRD.docx
@@ -203,7 +203,7 @@
           </w:tcPr>
           <w:p>
             <w:r>
-              <w:t>1.2 - automatic slideshow and image fitting</w:t>
+              <w:t>1.3 - recorded phone experience correction</w:t>
             </w:r>
           </w:p>
         </w:tc>
@@ -3541,7 +3541,23 @@
         <w:pStyle w:val="ListBullet"/>
       </w:pPr>
       <w:r>
-        <w:t>Use labelled native buttons for previous/next, slide selection and explicit pause/play. Start rotation automatically; pointer hover and mouse-selected controls must not stop it indefinitely. Clear timers on unmount and pause for hidden documents. Preserve keyboard-navigation and prefers-reduced-motion safeguards. Motion transitions must not expose offscreen slide controls to keyboard or screen-reader users.</w:t>
+        <w:t>Use labelled native buttons for previous/next, slide selection and explicit pause/play. Start rotation automatically every five seconds; pointer hover and touch/pointer-selected controls must not stop it indefinitely. Track actual keyboard input rather than inferring it from pointer-triggered focus-visible. Clear timers on unmount and pause for hidden documents. Reduced motion disables animated transitions, not automatic instant slide changes or enabled Pause/Play. Motion transitions must not expose offscreen slide controls to keyboard or screen-reader users.</w:t>
+      </w:r>
+    </w:p>
+    <w:p>
+      <w:pPr>
+        <w:pStyle w:val="ListBullet"/>
+      </w:pPr>
+      <w:r>
+        <w:t>Mobile photo-frame sizing and focal positions must show the garment/shoes in actual portrait catalogue photos. Do not reuse the shallow 130px, top-aligned crop that showed mostly background in the phone recording. Keep these layout corrections within mobile breakpoints and preserve approved desktop appearance.</w:t>
+      </w:r>
+    </w:p>
+    <w:p>
+      <w:pPr>
+        <w:pStyle w:val="ListBullet"/>
+      </w:pPr>
+      <w:r>
+        <w:t>Mobile carousel controls must sit above transparent campaign text layers in the stacking order. Verify elementFromPoint at each control centre and native touch activation; visible buttons or programmatic click handlers alone do not prove the controls can receive taps.</w:t>
       </w:r>
     </w:p>
     <w:p>

--- a/docs/Gem-Crystal-Platform-TRD.docx
+++ b/docs/Gem-Crystal-Platform-TRD.docx
@@ -203,7 +203,7 @@
           </w:tcPr>
           <w:p>
             <w:r>
-              <w:t>1.3 - recorded phone experience correction</w:t>
+              <w:t>1.4 - payment diagnostics and cashier monitoring</w:t>
             </w:r>
           </w:p>
         </w:tc>
@@ -3616,6 +3616,67 @@
         <w:t>Update Markdown requirements, sharing copies and project documentation alongside code changes. Build/lint/unit and browser checks do not replace live merchant payment verification.</w:t>
       </w:r>
     </w:p>
+    <w:p>
+      <w:r>
+        <w:br w:type="page"/>
+      </w:r>
+    </w:p>
+    <w:p>
+      <w:pPr>
+        <w:pStyle w:val="Heading1"/>
+      </w:pPr>
+      <w:r>
+        <w:t>Payment workflow update October 2026</w:t>
+      </w:r>
+    </w:p>
+    <w:p>
+      <w:r>
+        <w:t>This update supersedes earlier descriptions of the primary payment flow. The active checkout uses C2B Till payments. STK callbacks remain separate legacy endpoints. Live callback delivery for the reported POS sales has not yet been verified.</w:t>
+      </w:r>
+    </w:p>
+    <w:p>
+      <w:r>
+        <w:t>POST /api/orders/c2b-callback receives C2B confirmations; POST /api/orders/c2b-callback/validation validates without settlement. Both check MPESA_C2B_CALLBACK_SECRET. POST /api/orders/mpesa-callback is the separate STK endpoint.</w:t>
+      </w:r>
+    </w:p>
+    <w:p>
+      <w:r>
+        <w:t>C2B matching checks BusinessShortCode, BillRefNumber or AccountReference, exact amount in cents, receipt uniqueness and an open unexpired target. Masked or hashed payer identities are supported. Unmatched payments are retained for owner assignment.</w:t>
+      </w:r>
+    </w:p>
+    <w:p>
+      <w:r>
+        <w:t>GET /api/pos/payment-notifications returns unacknowledged alerts for the authenticated cashier. POST /api/pos/payment-notifications/:id/acknowledge is accepted only after that cashier completes the paid sale.</w:t>
+      </w:r>
+    </w:p>
+    <w:p>
+      <w:r>
+        <w:t>POS polling is sequential, aborts after 15 seconds and retries three seconds after completion. HTTP, network and malformed-response failures show a warning. HTTP 401 ends the shift. Successful polling clears the warning; session changes cancel old requests.</w:t>
+      </w:r>
+    </w:p>
+    <w:p>
+      <w:r>
+        <w:t>POST /api/orders/mpesa-c2b-register requires owner access. Daraja ResponseCode must be 0 or 00000000 before success is returned and audited. HTTP 200 alone is insufficient.</w:t>
+      </w:r>
+    </w:p>
+    <w:p>
+      <w:r>
+        <w:t>Callback diagnostics record arrival and completion metadata without secrets or payloads. A processed outcome is not proof of matching: check PAYMENT_CONFIRMED or PAYMENT_REQUIRES_REVIEW and the durable notification.</w:t>
+      </w:r>
+    </w:p>
+    <w:p>
+      <w:pPr>
+        <w:pStyle w:val="Heading2"/>
+      </w:pPr>
+      <w:r>
+        <w:t>Verification status</w:t>
+      </w:r>
+    </w:p>
+    <w:p>
+      <w:r>
+        <w:t>API unit tests and TypeScript build passed; POS 10 tests and production build passed. All 16 integration tests passed against an isolated PostgreSQL database, including exact-reference callback delivery, deduplication, cashier isolation, completion and acknowledgement. Hosted Daraja delivery and the reported sales GCPOSECE8C8 and GCPOSA5E9A6 remain unverified.</w:t>
+      </w:r>
+    </w:p>
     <w:sectPr>
       <w:headerReference w:type="default" r:id="rId9"/>
       <w:footerReference w:type="default" r:id="rId10"/>

--- a/docs/Gem-Crystal-Platform-TRD.docx
+++ b/docs/Gem-Crystal-Platform-TRD.docx
@@ -3677,6 +3677,11 @@
         <w:t>API unit tests and TypeScript build passed; POS 10 tests and production build passed. All 16 integration tests passed against an isolated PostgreSQL database, including exact-reference callback delivery, deduplication, cashier isolation, completion and acknowledgement. Hosted Daraja delivery and the reported sales GCPOSECE8C8 and GCPOSA5E9A6 remain unverified.</w:t>
       </w:r>
     </w:p>
+    <w:p>
+      <w:r>
+        <w:t>API release checks must pass the production dependency audit without high or critical findings. The 8 October CI follow-up updates compression to 1.8.2 and proxy-addr to 2.0.8. The local audit reports zero vulnerabilities; the API build, unit tests and backup tests pass. This correction preserves the security gate and does not establish live Daraja callback delivery.</w:t>
+      </w:r>
+    </w:p>
     <w:sectPr>
       <w:headerReference w:type="default" r:id="rId9"/>
       <w:footerReference w:type="default" r:id="rId10"/>

--- a/docs/Gem-Crystal-Platform-TRD.docx
+++ b/docs/Gem-Crystal-Platform-TRD.docx
@@ -3646,7 +3646,7 @@
     </w:p>
     <w:p>
       <w:r>
-        <w:t>GET /api/pos/payment-notifications returns unacknowledged alerts for the authenticated cashier. POST /api/pos/payment-notifications/:id/acknowledge is accepted only after that cashier completes the paid sale.</w:t>
+        <w:t>GET /api/pos/payment-notifications returns unacknowledged alerts for the authenticated cashier. POST /api/pos/payment-notifications/:id/acknowledge is accepted only after that cashier completes the paid sale. On-screen and printable receipts omit the internal masked: prefix from payer numbers, preserving the obscured digits and asterisks. Stored provider identities remain unchanged.</w:t>
       </w:r>
     </w:p>
     <w:p>

--- a/docs/Gem-Crystal-Platform-TRD.docx
+++ b/docs/Gem-Crystal-Platform-TRD.docx
@@ -3682,6 +3682,76 @@
         <w:t>API release checks must pass the production dependency audit without high or critical findings. The 8 October CI follow-up updates compression to 1.8.2 and proxy-addr to 2.0.8. The local audit reports zero vulnerabilities; the API build, unit tests and backup tests pass. This correction preserves the security gate and does not establish live Daraja callback delivery.</w:t>
       </w:r>
     </w:p>
+    <w:p>
+      <w:r>
+        <w:br w:type="page"/>
+      </w:r>
+    </w:p>
+    <w:p>
+      <w:pPr>
+        <w:pStyle w:val="Heading1"/>
+      </w:pPr>
+      <w:r>
+        <w:t>Admin product creation update October 2026</w:t>
+      </w:r>
+    </w:p>
+    <w:p>
+      <w:r>
+        <w:t>Version 1.5 records gender-aware category selection and the confirmed Cloudinary upload requirement for the admin product form.</w:t>
+      </w:r>
+    </w:p>
+    <w:p>
+      <w:pPr>
+        <w:pStyle w:val="Heading2"/>
+      </w:pPr>
+      <w:r>
+        <w:t>Category contract</w:t>
+      </w:r>
+    </w:p>
+    <w:p>
+      <w:r>
+        <w:t>Admin src/config/productCategories.ts mirrors the storefront category names and gender assignments. categoriesForGender returns matching and shared categories. Gender changes reset incompatible selections; submission validates the selected pair.</w:t>
+      </w:r>
+    </w:p>
+    <w:p>
+      <w:pPr>
+        <w:pStyle w:val="Heading2"/>
+      </w:pPr>
+      <w:r>
+        <w:t>Cloudinary upload contract</w:t>
+      </w:r>
+    </w:p>
+    <w:p>
+      <w:r>
+        <w:t>The owner-authenticated POST /api/upload/images receives multipart images files. The existing API validates signatures and streams buffers to Cloudinary folder gem-and-crystal/products. CLOUDINARY_CLOUD_NAME, CLOUDINARY_API_KEY and CLOUDINARY_API_SECRET remain on the API host.</w:t>
+      </w:r>
+    </w:p>
+    <w:p>
+      <w:pPr>
+        <w:pStyle w:val="Heading2"/>
+      </w:pPr>
+      <w:r>
+        <w:t>Client validation</w:t>
+      </w:r>
+    </w:p>
+    <w:p>
+      <w:r>
+        <w:t>Validate one to four JPEG, PNG or WEBP files per upload, 5 MB per file and twelve images per product. Accept only success: true with one HTTPS res.cloudinary.com URL per file. Use these URLs in product creation. Disable publishing while uploading or submitting and when no successfully uploaded image is available. Surface backend errors without a local-file or base64 fallback.</w:t>
+      </w:r>
+    </w:p>
+    <w:p>
+      <w:pPr>
+        <w:pStyle w:val="Heading2"/>
+      </w:pPr>
+      <w:r>
+        <w:t>Verification status</w:t>
+      </w:r>
+    </w:p>
+    <w:p>
+      <w:r>
+        <w:t>On 8 October 2026, all ten admin unit tests and the production build passed. An isolated browser test verified category changes, multipart upload, the pending-upload publish lock and the final product payload. API and Cloudinary responses were mocked; actual hosted Cloudinary storage was not exercised. Verify an intended product photo in the configured Cloudinary account before treating hosted storage as accepted.</w:t>
+      </w:r>
+    </w:p>
     <w:sectPr>
       <w:headerReference w:type="default" r:id="rId9"/>
       <w:footerReference w:type="default" r:id="rId10"/>
